--- a/Steps Screenshots/scdtype1_customer.docx
+++ b/Steps Screenshots/scdtype1_customer.docx
@@ -5,10 +5,10 @@
     <w:p>
       <w:r>
         <w:drawing>
-          <wp:inline distT="0" distB="0" distL="0" distR="0" wp14:anchorId="6A407169" wp14:editId="7A784607">
-            <wp:extent cx="5731510" cy="2806700"/>
+          <wp:inline distT="0" distB="0" distL="0" distR="0" wp14:anchorId="6950CDF2" wp14:editId="7D6346D3">
+            <wp:extent cx="5731510" cy="2480310"/>
             <wp:effectExtent l="0" t="0" r="2540" b="0"/>
-            <wp:docPr id="538000153" name="Picture 1"/>
+            <wp:docPr id="240594185" name="Picture 1"/>
             <wp:cNvGraphicFramePr>
               <a:graphicFrameLocks xmlns:a="http://schemas.openxmlformats.org/drawingml/2006/main" noChangeAspect="1"/>
             </wp:cNvGraphicFramePr>
@@ -16,7 +16,7 @@
               <a:graphicData uri="http://schemas.openxmlformats.org/drawingml/2006/picture">
                 <pic:pic xmlns:pic="http://schemas.openxmlformats.org/drawingml/2006/picture">
                   <pic:nvPicPr>
-                    <pic:cNvPr id="538000153" name=""/>
+                    <pic:cNvPr id="240594185" name=""/>
                     <pic:cNvPicPr/>
                   </pic:nvPicPr>
                   <pic:blipFill>
@@ -28,7 +28,400 @@
                   <pic:spPr>
                     <a:xfrm>
                       <a:off x="0" y="0"/>
-                      <a:ext cx="5731510" cy="2806700"/>
+                      <a:ext cx="5731510" cy="2480310"/>
+                    </a:xfrm>
+                    <a:prstGeom prst="rect">
+                      <a:avLst/>
+                    </a:prstGeom>
+                  </pic:spPr>
+                </pic:pic>
+              </a:graphicData>
+            </a:graphic>
+          </wp:inline>
+        </w:drawing>
+      </w:r>
+    </w:p>
+    <w:p>
+      <w:r>
+        <w:drawing>
+          <wp:inline distT="0" distB="0" distL="0" distR="0" wp14:anchorId="136B7E46" wp14:editId="5F3DA904">
+            <wp:extent cx="5731510" cy="1672590"/>
+            <wp:effectExtent l="0" t="0" r="2540" b="3810"/>
+            <wp:docPr id="124377509" name="Picture 1"/>
+            <wp:cNvGraphicFramePr>
+              <a:graphicFrameLocks xmlns:a="http://schemas.openxmlformats.org/drawingml/2006/main" noChangeAspect="1"/>
+            </wp:cNvGraphicFramePr>
+            <a:graphic xmlns:a="http://schemas.openxmlformats.org/drawingml/2006/main">
+              <a:graphicData uri="http://schemas.openxmlformats.org/drawingml/2006/picture">
+                <pic:pic xmlns:pic="http://schemas.openxmlformats.org/drawingml/2006/picture">
+                  <pic:nvPicPr>
+                    <pic:cNvPr id="124377509" name=""/>
+                    <pic:cNvPicPr/>
+                  </pic:nvPicPr>
+                  <pic:blipFill>
+                    <a:blip r:embed="rId5"/>
+                    <a:stretch>
+                      <a:fillRect/>
+                    </a:stretch>
+                  </pic:blipFill>
+                  <pic:spPr>
+                    <a:xfrm>
+                      <a:off x="0" y="0"/>
+                      <a:ext cx="5731510" cy="1672590"/>
+                    </a:xfrm>
+                    <a:prstGeom prst="rect">
+                      <a:avLst/>
+                    </a:prstGeom>
+                  </pic:spPr>
+                </pic:pic>
+              </a:graphicData>
+            </a:graphic>
+          </wp:inline>
+        </w:drawing>
+      </w:r>
+    </w:p>
+    <w:p>
+      <w:r>
+        <w:drawing>
+          <wp:inline distT="0" distB="0" distL="0" distR="0" wp14:anchorId="6826B39B" wp14:editId="597C5646">
+            <wp:extent cx="5731510" cy="2903855"/>
+            <wp:effectExtent l="0" t="0" r="2540" b="0"/>
+            <wp:docPr id="1149038349" name="Picture 1"/>
+            <wp:cNvGraphicFramePr>
+              <a:graphicFrameLocks xmlns:a="http://schemas.openxmlformats.org/drawingml/2006/main" noChangeAspect="1"/>
+            </wp:cNvGraphicFramePr>
+            <a:graphic xmlns:a="http://schemas.openxmlformats.org/drawingml/2006/main">
+              <a:graphicData uri="http://schemas.openxmlformats.org/drawingml/2006/picture">
+                <pic:pic xmlns:pic="http://schemas.openxmlformats.org/drawingml/2006/picture">
+                  <pic:nvPicPr>
+                    <pic:cNvPr id="1149038349" name=""/>
+                    <pic:cNvPicPr/>
+                  </pic:nvPicPr>
+                  <pic:blipFill>
+                    <a:blip r:embed="rId6"/>
+                    <a:stretch>
+                      <a:fillRect/>
+                    </a:stretch>
+                  </pic:blipFill>
+                  <pic:spPr>
+                    <a:xfrm>
+                      <a:off x="0" y="0"/>
+                      <a:ext cx="5731510" cy="2903855"/>
+                    </a:xfrm>
+                    <a:prstGeom prst="rect">
+                      <a:avLst/>
+                    </a:prstGeom>
+                  </pic:spPr>
+                </pic:pic>
+              </a:graphicData>
+            </a:graphic>
+          </wp:inline>
+        </w:drawing>
+      </w:r>
+    </w:p>
+    <w:p>
+      <w:r>
+        <w:lastRenderedPageBreak/>
+        <w:drawing>
+          <wp:inline distT="0" distB="0" distL="0" distR="0" wp14:anchorId="774CDD79" wp14:editId="70E59539">
+            <wp:extent cx="5731510" cy="2871470"/>
+            <wp:effectExtent l="0" t="0" r="2540" b="5080"/>
+            <wp:docPr id="2104449417" name="Picture 1"/>
+            <wp:cNvGraphicFramePr>
+              <a:graphicFrameLocks xmlns:a="http://schemas.openxmlformats.org/drawingml/2006/main" noChangeAspect="1"/>
+            </wp:cNvGraphicFramePr>
+            <a:graphic xmlns:a="http://schemas.openxmlformats.org/drawingml/2006/main">
+              <a:graphicData uri="http://schemas.openxmlformats.org/drawingml/2006/picture">
+                <pic:pic xmlns:pic="http://schemas.openxmlformats.org/drawingml/2006/picture">
+                  <pic:nvPicPr>
+                    <pic:cNvPr id="2104449417" name=""/>
+                    <pic:cNvPicPr/>
+                  </pic:nvPicPr>
+                  <pic:blipFill>
+                    <a:blip r:embed="rId7"/>
+                    <a:stretch>
+                      <a:fillRect/>
+                    </a:stretch>
+                  </pic:blipFill>
+                  <pic:spPr>
+                    <a:xfrm>
+                      <a:off x="0" y="0"/>
+                      <a:ext cx="5731510" cy="2871470"/>
+                    </a:xfrm>
+                    <a:prstGeom prst="rect">
+                      <a:avLst/>
+                    </a:prstGeom>
+                  </pic:spPr>
+                </pic:pic>
+              </a:graphicData>
+            </a:graphic>
+          </wp:inline>
+        </w:drawing>
+      </w:r>
+    </w:p>
+    <w:p>
+      <w:r>
+        <w:drawing>
+          <wp:inline distT="0" distB="0" distL="0" distR="0" wp14:anchorId="0FF043B2" wp14:editId="11104A9C">
+            <wp:extent cx="5731510" cy="2773045"/>
+            <wp:effectExtent l="0" t="0" r="2540" b="8255"/>
+            <wp:docPr id="622877876" name="Picture 1"/>
+            <wp:cNvGraphicFramePr>
+              <a:graphicFrameLocks xmlns:a="http://schemas.openxmlformats.org/drawingml/2006/main" noChangeAspect="1"/>
+            </wp:cNvGraphicFramePr>
+            <a:graphic xmlns:a="http://schemas.openxmlformats.org/drawingml/2006/main">
+              <a:graphicData uri="http://schemas.openxmlformats.org/drawingml/2006/picture">
+                <pic:pic xmlns:pic="http://schemas.openxmlformats.org/drawingml/2006/picture">
+                  <pic:nvPicPr>
+                    <pic:cNvPr id="622877876" name=""/>
+                    <pic:cNvPicPr/>
+                  </pic:nvPicPr>
+                  <pic:blipFill>
+                    <a:blip r:embed="rId8"/>
+                    <a:stretch>
+                      <a:fillRect/>
+                    </a:stretch>
+                  </pic:blipFill>
+                  <pic:spPr>
+                    <a:xfrm>
+                      <a:off x="0" y="0"/>
+                      <a:ext cx="5731510" cy="2773045"/>
+                    </a:xfrm>
+                    <a:prstGeom prst="rect">
+                      <a:avLst/>
+                    </a:prstGeom>
+                  </pic:spPr>
+                </pic:pic>
+              </a:graphicData>
+            </a:graphic>
+          </wp:inline>
+        </w:drawing>
+      </w:r>
+    </w:p>
+    <w:p>
+      <w:r>
+        <w:drawing>
+          <wp:inline distT="0" distB="0" distL="0" distR="0" wp14:anchorId="0C34DC7D" wp14:editId="364C89C0">
+            <wp:extent cx="5731510" cy="2517775"/>
+            <wp:effectExtent l="0" t="0" r="2540" b="0"/>
+            <wp:docPr id="1953517898" name="Picture 1"/>
+            <wp:cNvGraphicFramePr>
+              <a:graphicFrameLocks xmlns:a="http://schemas.openxmlformats.org/drawingml/2006/main" noChangeAspect="1"/>
+            </wp:cNvGraphicFramePr>
+            <a:graphic xmlns:a="http://schemas.openxmlformats.org/drawingml/2006/main">
+              <a:graphicData uri="http://schemas.openxmlformats.org/drawingml/2006/picture">
+                <pic:pic xmlns:pic="http://schemas.openxmlformats.org/drawingml/2006/picture">
+                  <pic:nvPicPr>
+                    <pic:cNvPr id="1953517898" name=""/>
+                    <pic:cNvPicPr/>
+                  </pic:nvPicPr>
+                  <pic:blipFill>
+                    <a:blip r:embed="rId9"/>
+                    <a:stretch>
+                      <a:fillRect/>
+                    </a:stretch>
+                  </pic:blipFill>
+                  <pic:spPr>
+                    <a:xfrm>
+                      <a:off x="0" y="0"/>
+                      <a:ext cx="5731510" cy="2517775"/>
+                    </a:xfrm>
+                    <a:prstGeom prst="rect">
+                      <a:avLst/>
+                    </a:prstGeom>
+                  </pic:spPr>
+                </pic:pic>
+              </a:graphicData>
+            </a:graphic>
+          </wp:inline>
+        </w:drawing>
+      </w:r>
+    </w:p>
+    <w:p>
+      <w:r>
+        <w:lastRenderedPageBreak/>
+        <w:drawing>
+          <wp:inline distT="0" distB="0" distL="0" distR="0" wp14:anchorId="7CD887E9" wp14:editId="50BCF539">
+            <wp:extent cx="5731510" cy="2934970"/>
+            <wp:effectExtent l="0" t="0" r="2540" b="0"/>
+            <wp:docPr id="1309031554" name="Picture 1"/>
+            <wp:cNvGraphicFramePr>
+              <a:graphicFrameLocks xmlns:a="http://schemas.openxmlformats.org/drawingml/2006/main" noChangeAspect="1"/>
+            </wp:cNvGraphicFramePr>
+            <a:graphic xmlns:a="http://schemas.openxmlformats.org/drawingml/2006/main">
+              <a:graphicData uri="http://schemas.openxmlformats.org/drawingml/2006/picture">
+                <pic:pic xmlns:pic="http://schemas.openxmlformats.org/drawingml/2006/picture">
+                  <pic:nvPicPr>
+                    <pic:cNvPr id="1309031554" name=""/>
+                    <pic:cNvPicPr/>
+                  </pic:nvPicPr>
+                  <pic:blipFill>
+                    <a:blip r:embed="rId10"/>
+                    <a:stretch>
+                      <a:fillRect/>
+                    </a:stretch>
+                  </pic:blipFill>
+                  <pic:spPr>
+                    <a:xfrm>
+                      <a:off x="0" y="0"/>
+                      <a:ext cx="5731510" cy="2934970"/>
+                    </a:xfrm>
+                    <a:prstGeom prst="rect">
+                      <a:avLst/>
+                    </a:prstGeom>
+                  </pic:spPr>
+                </pic:pic>
+              </a:graphicData>
+            </a:graphic>
+          </wp:inline>
+        </w:drawing>
+      </w:r>
+    </w:p>
+    <w:p>
+      <w:r>
+        <w:drawing>
+          <wp:inline distT="0" distB="0" distL="0" distR="0" wp14:anchorId="137EE09E" wp14:editId="21E0786B">
+            <wp:extent cx="5731510" cy="2527935"/>
+            <wp:effectExtent l="0" t="0" r="2540" b="5715"/>
+            <wp:docPr id="2137622799" name="Picture 1"/>
+            <wp:cNvGraphicFramePr>
+              <a:graphicFrameLocks xmlns:a="http://schemas.openxmlformats.org/drawingml/2006/main" noChangeAspect="1"/>
+            </wp:cNvGraphicFramePr>
+            <a:graphic xmlns:a="http://schemas.openxmlformats.org/drawingml/2006/main">
+              <a:graphicData uri="http://schemas.openxmlformats.org/drawingml/2006/picture">
+                <pic:pic xmlns:pic="http://schemas.openxmlformats.org/drawingml/2006/picture">
+                  <pic:nvPicPr>
+                    <pic:cNvPr id="2137622799" name=""/>
+                    <pic:cNvPicPr/>
+                  </pic:nvPicPr>
+                  <pic:blipFill>
+                    <a:blip r:embed="rId11"/>
+                    <a:stretch>
+                      <a:fillRect/>
+                    </a:stretch>
+                  </pic:blipFill>
+                  <pic:spPr>
+                    <a:xfrm>
+                      <a:off x="0" y="0"/>
+                      <a:ext cx="5731510" cy="2527935"/>
+                    </a:xfrm>
+                    <a:prstGeom prst="rect">
+                      <a:avLst/>
+                    </a:prstGeom>
+                  </pic:spPr>
+                </pic:pic>
+              </a:graphicData>
+            </a:graphic>
+          </wp:inline>
+        </w:drawing>
+      </w:r>
+    </w:p>
+    <w:p>
+      <w:r>
+        <w:drawing>
+          <wp:inline distT="0" distB="0" distL="0" distR="0" wp14:anchorId="4B67B3BB" wp14:editId="6AC232FC">
+            <wp:extent cx="5731510" cy="2896235"/>
+            <wp:effectExtent l="0" t="0" r="2540" b="0"/>
+            <wp:docPr id="733267856" name="Picture 1"/>
+            <wp:cNvGraphicFramePr>
+              <a:graphicFrameLocks xmlns:a="http://schemas.openxmlformats.org/drawingml/2006/main" noChangeAspect="1"/>
+            </wp:cNvGraphicFramePr>
+            <a:graphic xmlns:a="http://schemas.openxmlformats.org/drawingml/2006/main">
+              <a:graphicData uri="http://schemas.openxmlformats.org/drawingml/2006/picture">
+                <pic:pic xmlns:pic="http://schemas.openxmlformats.org/drawingml/2006/picture">
+                  <pic:nvPicPr>
+                    <pic:cNvPr id="733267856" name=""/>
+                    <pic:cNvPicPr/>
+                  </pic:nvPicPr>
+                  <pic:blipFill>
+                    <a:blip r:embed="rId12"/>
+                    <a:stretch>
+                      <a:fillRect/>
+                    </a:stretch>
+                  </pic:blipFill>
+                  <pic:spPr>
+                    <a:xfrm>
+                      <a:off x="0" y="0"/>
+                      <a:ext cx="5731510" cy="2896235"/>
+                    </a:xfrm>
+                    <a:prstGeom prst="rect">
+                      <a:avLst/>
+                    </a:prstGeom>
+                  </pic:spPr>
+                </pic:pic>
+              </a:graphicData>
+            </a:graphic>
+          </wp:inline>
+        </w:drawing>
+      </w:r>
+    </w:p>
+    <w:p>
+      <w:r>
+        <w:lastRenderedPageBreak/>
+        <w:drawing>
+          <wp:inline distT="0" distB="0" distL="0" distR="0" wp14:anchorId="7512C3F3" wp14:editId="3F83DF0A">
+            <wp:extent cx="5731510" cy="2815590"/>
+            <wp:effectExtent l="0" t="0" r="2540" b="3810"/>
+            <wp:docPr id="1359172062" name="Picture 1"/>
+            <wp:cNvGraphicFramePr>
+              <a:graphicFrameLocks xmlns:a="http://schemas.openxmlformats.org/drawingml/2006/main" noChangeAspect="1"/>
+            </wp:cNvGraphicFramePr>
+            <a:graphic xmlns:a="http://schemas.openxmlformats.org/drawingml/2006/main">
+              <a:graphicData uri="http://schemas.openxmlformats.org/drawingml/2006/picture">
+                <pic:pic xmlns:pic="http://schemas.openxmlformats.org/drawingml/2006/picture">
+                  <pic:nvPicPr>
+                    <pic:cNvPr id="1359172062" name=""/>
+                    <pic:cNvPicPr/>
+                  </pic:nvPicPr>
+                  <pic:blipFill>
+                    <a:blip r:embed="rId13"/>
+                    <a:stretch>
+                      <a:fillRect/>
+                    </a:stretch>
+                  </pic:blipFill>
+                  <pic:spPr>
+                    <a:xfrm>
+                      <a:off x="0" y="0"/>
+                      <a:ext cx="5731510" cy="2815590"/>
+                    </a:xfrm>
+                    <a:prstGeom prst="rect">
+                      <a:avLst/>
+                    </a:prstGeom>
+                  </pic:spPr>
+                </pic:pic>
+              </a:graphicData>
+            </a:graphic>
+          </wp:inline>
+        </w:drawing>
+      </w:r>
+    </w:p>
+    <w:p>
+      <w:r>
+        <w:drawing>
+          <wp:inline distT="0" distB="0" distL="0" distR="0" wp14:anchorId="4D6B8E16" wp14:editId="0E8A1DCD">
+            <wp:extent cx="5731510" cy="2778125"/>
+            <wp:effectExtent l="0" t="0" r="2540" b="3175"/>
+            <wp:docPr id="2145120374" name="Picture 1"/>
+            <wp:cNvGraphicFramePr>
+              <a:graphicFrameLocks xmlns:a="http://schemas.openxmlformats.org/drawingml/2006/main" noChangeAspect="1"/>
+            </wp:cNvGraphicFramePr>
+            <a:graphic xmlns:a="http://schemas.openxmlformats.org/drawingml/2006/main">
+              <a:graphicData uri="http://schemas.openxmlformats.org/drawingml/2006/picture">
+                <pic:pic xmlns:pic="http://schemas.openxmlformats.org/drawingml/2006/picture">
+                  <pic:nvPicPr>
+                    <pic:cNvPr id="2145120374" name=""/>
+                    <pic:cNvPicPr/>
+                  </pic:nvPicPr>
+                  <pic:blipFill>
+                    <a:blip r:embed="rId14"/>
+                    <a:stretch>
+                      <a:fillRect/>
+                    </a:stretch>
+                  </pic:blipFill>
+                  <pic:spPr>
+                    <a:xfrm>
+                      <a:off x="0" y="0"/>
+                      <a:ext cx="5731510" cy="2778125"/>
                     </a:xfrm>
                     <a:prstGeom prst="rect">
                       <a:avLst/>
@@ -45,10 +438,10 @@
     <w:p>
       <w:r>
         <w:drawing>
-          <wp:inline distT="0" distB="0" distL="0" distR="0" wp14:anchorId="4FB0F6E5" wp14:editId="2EDA1C74">
-            <wp:extent cx="5731510" cy="2458085"/>
-            <wp:effectExtent l="0" t="0" r="2540" b="0"/>
-            <wp:docPr id="2032277079" name="Picture 1"/>
+          <wp:inline distT="0" distB="0" distL="0" distR="0" wp14:anchorId="404D8A3F" wp14:editId="43B43B7A">
+            <wp:extent cx="5731510" cy="2666365"/>
+            <wp:effectExtent l="0" t="0" r="2540" b="635"/>
+            <wp:docPr id="1597449806" name="Picture 1"/>
             <wp:cNvGraphicFramePr>
               <a:graphicFrameLocks xmlns:a="http://schemas.openxmlformats.org/drawingml/2006/main" noChangeAspect="1"/>
             </wp:cNvGraphicFramePr>
@@ -56,11 +449,11 @@
               <a:graphicData uri="http://schemas.openxmlformats.org/drawingml/2006/picture">
                 <pic:pic xmlns:pic="http://schemas.openxmlformats.org/drawingml/2006/picture">
                   <pic:nvPicPr>
-                    <pic:cNvPr id="2032277079" name=""/>
+                    <pic:cNvPr id="1597449806" name=""/>
                     <pic:cNvPicPr/>
                   </pic:nvPicPr>
                   <pic:blipFill>
-                    <a:blip r:embed="rId5"/>
+                    <a:blip r:embed="rId15"/>
                     <a:stretch>
                       <a:fillRect/>
                     </a:stretch>
@@ -68,46 +461,7 @@
                   <pic:spPr>
                     <a:xfrm>
                       <a:off x="0" y="0"/>
-                      <a:ext cx="5731510" cy="2458085"/>
-                    </a:xfrm>
-                    <a:prstGeom prst="rect">
-                      <a:avLst/>
-                    </a:prstGeom>
-                  </pic:spPr>
-                </pic:pic>
-              </a:graphicData>
-            </a:graphic>
-          </wp:inline>
-        </w:drawing>
-      </w:r>
-    </w:p>
-    <w:p>
-      <w:r>
-        <w:drawing>
-          <wp:inline distT="0" distB="0" distL="0" distR="0" wp14:anchorId="3BEB1427" wp14:editId="050A9260">
-            <wp:extent cx="5731510" cy="2956560"/>
-            <wp:effectExtent l="0" t="0" r="2540" b="0"/>
-            <wp:docPr id="1384133789" name="Picture 1"/>
-            <wp:cNvGraphicFramePr>
-              <a:graphicFrameLocks xmlns:a="http://schemas.openxmlformats.org/drawingml/2006/main" noChangeAspect="1"/>
-            </wp:cNvGraphicFramePr>
-            <a:graphic xmlns:a="http://schemas.openxmlformats.org/drawingml/2006/main">
-              <a:graphicData uri="http://schemas.openxmlformats.org/drawingml/2006/picture">
-                <pic:pic xmlns:pic="http://schemas.openxmlformats.org/drawingml/2006/picture">
-                  <pic:nvPicPr>
-                    <pic:cNvPr id="1384133789" name=""/>
-                    <pic:cNvPicPr/>
-                  </pic:nvPicPr>
-                  <pic:blipFill>
-                    <a:blip r:embed="rId6"/>
-                    <a:stretch>
-                      <a:fillRect/>
-                    </a:stretch>
-                  </pic:blipFill>
-                  <pic:spPr>
-                    <a:xfrm>
-                      <a:off x="0" y="0"/>
-                      <a:ext cx="5731510" cy="2956560"/>
+                      <a:ext cx="5731510" cy="2666365"/>
                     </a:xfrm>
                     <a:prstGeom prst="rect">
                       <a:avLst/>
@@ -124,10 +478,10 @@
       <w:r>
         <w:lastRenderedPageBreak/>
         <w:drawing>
-          <wp:inline distT="0" distB="0" distL="0" distR="0" wp14:anchorId="25C4D14C" wp14:editId="29345346">
-            <wp:extent cx="5731510" cy="3141980"/>
+          <wp:inline distT="0" distB="0" distL="0" distR="0" wp14:anchorId="4C59E1B0" wp14:editId="3343B79E">
+            <wp:extent cx="5731510" cy="2341880"/>
             <wp:effectExtent l="0" t="0" r="2540" b="1270"/>
-            <wp:docPr id="1529207329" name="Picture 1"/>
+            <wp:docPr id="1366647455" name="Picture 1"/>
             <wp:cNvGraphicFramePr>
               <a:graphicFrameLocks xmlns:a="http://schemas.openxmlformats.org/drawingml/2006/main" noChangeAspect="1"/>
             </wp:cNvGraphicFramePr>
@@ -135,11 +489,11 @@
               <a:graphicData uri="http://schemas.openxmlformats.org/drawingml/2006/picture">
                 <pic:pic xmlns:pic="http://schemas.openxmlformats.org/drawingml/2006/picture">
                   <pic:nvPicPr>
-                    <pic:cNvPr id="1529207329" name=""/>
+                    <pic:cNvPr id="1366647455" name=""/>
                     <pic:cNvPicPr/>
                   </pic:nvPicPr>
                   <pic:blipFill>
-                    <a:blip r:embed="rId7"/>
+                    <a:blip r:embed="rId16"/>
                     <a:stretch>
                       <a:fillRect/>
                     </a:stretch>
@@ -147,7 +501,7 @@
                   <pic:spPr>
                     <a:xfrm>
                       <a:off x="0" y="0"/>
-                      <a:ext cx="5731510" cy="3141980"/>
+                      <a:ext cx="5731510" cy="2341880"/>
                     </a:xfrm>
                     <a:prstGeom prst="rect">
                       <a:avLst/>
@@ -163,10 +517,10 @@
     <w:p>
       <w:r>
         <w:drawing>
-          <wp:inline distT="0" distB="0" distL="0" distR="0" wp14:anchorId="7024E259" wp14:editId="4C7BA4BD">
-            <wp:extent cx="5731510" cy="2432685"/>
-            <wp:effectExtent l="0" t="0" r="2540" b="5715"/>
-            <wp:docPr id="754108550" name="Picture 1"/>
+          <wp:inline distT="0" distB="0" distL="0" distR="0" wp14:anchorId="553E4FA2" wp14:editId="4ED69EFD">
+            <wp:extent cx="5731510" cy="2909570"/>
+            <wp:effectExtent l="0" t="0" r="2540" b="5080"/>
+            <wp:docPr id="1505317743" name="Picture 1"/>
             <wp:cNvGraphicFramePr>
               <a:graphicFrameLocks xmlns:a="http://schemas.openxmlformats.org/drawingml/2006/main" noChangeAspect="1"/>
             </wp:cNvGraphicFramePr>
@@ -174,11 +528,11 @@
               <a:graphicData uri="http://schemas.openxmlformats.org/drawingml/2006/picture">
                 <pic:pic xmlns:pic="http://schemas.openxmlformats.org/drawingml/2006/picture">
                   <pic:nvPicPr>
-                    <pic:cNvPr id="754108550" name=""/>
+                    <pic:cNvPr id="1505317743" name=""/>
                     <pic:cNvPicPr/>
                   </pic:nvPicPr>
                   <pic:blipFill>
-                    <a:blip r:embed="rId8"/>
+                    <a:blip r:embed="rId17"/>
                     <a:stretch>
                       <a:fillRect/>
                     </a:stretch>
@@ -186,7 +540,7 @@
                   <pic:spPr>
                     <a:xfrm>
                       <a:off x="0" y="0"/>
-                      <a:ext cx="5731510" cy="2432685"/>
+                      <a:ext cx="5731510" cy="2909570"/>
                     </a:xfrm>
                     <a:prstGeom prst="rect">
                       <a:avLst/>
@@ -202,10 +556,10 @@
     <w:p>
       <w:r>
         <w:drawing>
-          <wp:inline distT="0" distB="0" distL="0" distR="0" wp14:anchorId="3F202B72" wp14:editId="6367DD90">
-            <wp:extent cx="5731510" cy="2480945"/>
+          <wp:inline distT="0" distB="0" distL="0" distR="0" wp14:anchorId="6EAC7762" wp14:editId="3F37DD17">
+            <wp:extent cx="5731510" cy="2789555"/>
             <wp:effectExtent l="0" t="0" r="2540" b="0"/>
-            <wp:docPr id="2015590425" name="Picture 1"/>
+            <wp:docPr id="853781947" name="Picture 1"/>
             <wp:cNvGraphicFramePr>
               <a:graphicFrameLocks xmlns:a="http://schemas.openxmlformats.org/drawingml/2006/main" noChangeAspect="1"/>
             </wp:cNvGraphicFramePr>
@@ -213,11 +567,11 @@
               <a:graphicData uri="http://schemas.openxmlformats.org/drawingml/2006/picture">
                 <pic:pic xmlns:pic="http://schemas.openxmlformats.org/drawingml/2006/picture">
                   <pic:nvPicPr>
-                    <pic:cNvPr id="2015590425" name=""/>
+                    <pic:cNvPr id="853781947" name=""/>
                     <pic:cNvPicPr/>
                   </pic:nvPicPr>
                   <pic:blipFill>
-                    <a:blip r:embed="rId9"/>
+                    <a:blip r:embed="rId18"/>
                     <a:stretch>
                       <a:fillRect/>
                     </a:stretch>
@@ -225,127 +579,7 @@
                   <pic:spPr>
                     <a:xfrm>
                       <a:off x="0" y="0"/>
-                      <a:ext cx="5731510" cy="2480945"/>
-                    </a:xfrm>
-                    <a:prstGeom prst="rect">
-                      <a:avLst/>
-                    </a:prstGeom>
-                  </pic:spPr>
-                </pic:pic>
-              </a:graphicData>
-            </a:graphic>
-          </wp:inline>
-        </w:drawing>
-      </w:r>
-    </w:p>
-    <w:p/>
-    <w:p>
-      <w:r>
-        <w:lastRenderedPageBreak/>
-        <w:drawing>
-          <wp:inline distT="0" distB="0" distL="0" distR="0" wp14:anchorId="3A753C58" wp14:editId="4E239BD8">
-            <wp:extent cx="5731510" cy="2432050"/>
-            <wp:effectExtent l="0" t="0" r="2540" b="6350"/>
-            <wp:docPr id="963152162" name="Picture 1"/>
-            <wp:cNvGraphicFramePr>
-              <a:graphicFrameLocks xmlns:a="http://schemas.openxmlformats.org/drawingml/2006/main" noChangeAspect="1"/>
-            </wp:cNvGraphicFramePr>
-            <a:graphic xmlns:a="http://schemas.openxmlformats.org/drawingml/2006/main">
-              <a:graphicData uri="http://schemas.openxmlformats.org/drawingml/2006/picture">
-                <pic:pic xmlns:pic="http://schemas.openxmlformats.org/drawingml/2006/picture">
-                  <pic:nvPicPr>
-                    <pic:cNvPr id="963152162" name=""/>
-                    <pic:cNvPicPr/>
-                  </pic:nvPicPr>
-                  <pic:blipFill>
-                    <a:blip r:embed="rId10"/>
-                    <a:stretch>
-                      <a:fillRect/>
-                    </a:stretch>
-                  </pic:blipFill>
-                  <pic:spPr>
-                    <a:xfrm>
-                      <a:off x="0" y="0"/>
-                      <a:ext cx="5731510" cy="2432050"/>
-                    </a:xfrm>
-                    <a:prstGeom prst="rect">
-                      <a:avLst/>
-                    </a:prstGeom>
-                  </pic:spPr>
-                </pic:pic>
-              </a:graphicData>
-            </a:graphic>
-          </wp:inline>
-        </w:drawing>
-      </w:r>
-    </w:p>
-    <w:p/>
-    <w:p>
-      <w:r>
-        <w:drawing>
-          <wp:inline distT="0" distB="0" distL="0" distR="0" wp14:anchorId="45547A66" wp14:editId="312D7380">
-            <wp:extent cx="5731510" cy="2154555"/>
-            <wp:effectExtent l="0" t="0" r="2540" b="0"/>
-            <wp:docPr id="186360473" name="Picture 1"/>
-            <wp:cNvGraphicFramePr>
-              <a:graphicFrameLocks xmlns:a="http://schemas.openxmlformats.org/drawingml/2006/main" noChangeAspect="1"/>
-            </wp:cNvGraphicFramePr>
-            <a:graphic xmlns:a="http://schemas.openxmlformats.org/drawingml/2006/main">
-              <a:graphicData uri="http://schemas.openxmlformats.org/drawingml/2006/picture">
-                <pic:pic xmlns:pic="http://schemas.openxmlformats.org/drawingml/2006/picture">
-                  <pic:nvPicPr>
-                    <pic:cNvPr id="186360473" name=""/>
-                    <pic:cNvPicPr/>
-                  </pic:nvPicPr>
-                  <pic:blipFill>
-                    <a:blip r:embed="rId11"/>
-                    <a:stretch>
-                      <a:fillRect/>
-                    </a:stretch>
-                  </pic:blipFill>
-                  <pic:spPr>
-                    <a:xfrm>
-                      <a:off x="0" y="0"/>
-                      <a:ext cx="5731510" cy="2154555"/>
-                    </a:xfrm>
-                    <a:prstGeom prst="rect">
-                      <a:avLst/>
-                    </a:prstGeom>
-                  </pic:spPr>
-                </pic:pic>
-              </a:graphicData>
-            </a:graphic>
-          </wp:inline>
-        </w:drawing>
-      </w:r>
-    </w:p>
-    <w:p>
-      <w:r>
-        <w:drawing>
-          <wp:inline distT="0" distB="0" distL="0" distR="0" wp14:anchorId="06FFEB8F" wp14:editId="0D7B1A21">
-            <wp:extent cx="5731510" cy="2085975"/>
-            <wp:effectExtent l="0" t="0" r="2540" b="9525"/>
-            <wp:docPr id="788788938" name="Picture 1"/>
-            <wp:cNvGraphicFramePr>
-              <a:graphicFrameLocks xmlns:a="http://schemas.openxmlformats.org/drawingml/2006/main" noChangeAspect="1"/>
-            </wp:cNvGraphicFramePr>
-            <a:graphic xmlns:a="http://schemas.openxmlformats.org/drawingml/2006/main">
-              <a:graphicData uri="http://schemas.openxmlformats.org/drawingml/2006/picture">
-                <pic:pic xmlns:pic="http://schemas.openxmlformats.org/drawingml/2006/picture">
-                  <pic:nvPicPr>
-                    <pic:cNvPr id="788788938" name=""/>
-                    <pic:cNvPicPr/>
-                  </pic:nvPicPr>
-                  <pic:blipFill>
-                    <a:blip r:embed="rId12"/>
-                    <a:stretch>
-                      <a:fillRect/>
-                    </a:stretch>
-                  </pic:blipFill>
-                  <pic:spPr>
-                    <a:xfrm>
-                      <a:off x="0" y="0"/>
-                      <a:ext cx="5731510" cy="2085975"/>
+                      <a:ext cx="5731510" cy="2789555"/>
                     </a:xfrm>
                     <a:prstGeom prst="rect">
                       <a:avLst/>
@@ -362,10 +596,10 @@
       <w:r>
         <w:lastRenderedPageBreak/>
         <w:drawing>
-          <wp:inline distT="0" distB="0" distL="0" distR="0" wp14:anchorId="61C0EAA0" wp14:editId="266A9D26">
-            <wp:extent cx="5731510" cy="3815080"/>
-            <wp:effectExtent l="0" t="0" r="2540" b="0"/>
-            <wp:docPr id="1613866465" name="Picture 1"/>
+          <wp:inline distT="0" distB="0" distL="0" distR="0" wp14:anchorId="00E5B0F4" wp14:editId="3CDB231E">
+            <wp:extent cx="5731510" cy="962025"/>
+            <wp:effectExtent l="0" t="0" r="2540" b="9525"/>
+            <wp:docPr id="2128760641" name="Picture 1"/>
             <wp:cNvGraphicFramePr>
               <a:graphicFrameLocks xmlns:a="http://schemas.openxmlformats.org/drawingml/2006/main" noChangeAspect="1"/>
             </wp:cNvGraphicFramePr>
@@ -373,11 +607,11 @@
               <a:graphicData uri="http://schemas.openxmlformats.org/drawingml/2006/picture">
                 <pic:pic xmlns:pic="http://schemas.openxmlformats.org/drawingml/2006/picture">
                   <pic:nvPicPr>
-                    <pic:cNvPr id="1613866465" name=""/>
+                    <pic:cNvPr id="2128760641" name=""/>
                     <pic:cNvPicPr/>
                   </pic:nvPicPr>
                   <pic:blipFill>
-                    <a:blip r:embed="rId13"/>
+                    <a:blip r:embed="rId19"/>
                     <a:stretch>
                       <a:fillRect/>
                     </a:stretch>
@@ -385,7 +619,7 @@
                   <pic:spPr>
                     <a:xfrm>
                       <a:off x="0" y="0"/>
-                      <a:ext cx="5731510" cy="3815080"/>
+                      <a:ext cx="5731510" cy="962025"/>
                     </a:xfrm>
                     <a:prstGeom prst="rect">
                       <a:avLst/>
@@ -398,242 +632,10 @@
         </w:drawing>
       </w:r>
     </w:p>
-    <w:p>
-      <w:r>
-        <w:drawing>
-          <wp:inline distT="0" distB="0" distL="0" distR="0" wp14:anchorId="0E516CB1" wp14:editId="50CA8F24">
-            <wp:extent cx="5731510" cy="2233930"/>
-            <wp:effectExtent l="0" t="0" r="2540" b="0"/>
-            <wp:docPr id="990186640" name="Picture 1"/>
-            <wp:cNvGraphicFramePr>
-              <a:graphicFrameLocks xmlns:a="http://schemas.openxmlformats.org/drawingml/2006/main" noChangeAspect="1"/>
-            </wp:cNvGraphicFramePr>
-            <a:graphic xmlns:a="http://schemas.openxmlformats.org/drawingml/2006/main">
-              <a:graphicData uri="http://schemas.openxmlformats.org/drawingml/2006/picture">
-                <pic:pic xmlns:pic="http://schemas.openxmlformats.org/drawingml/2006/picture">
-                  <pic:nvPicPr>
-                    <pic:cNvPr id="990186640" name=""/>
-                    <pic:cNvPicPr/>
-                  </pic:nvPicPr>
-                  <pic:blipFill>
-                    <a:blip r:embed="rId14"/>
-                    <a:stretch>
-                      <a:fillRect/>
-                    </a:stretch>
-                  </pic:blipFill>
-                  <pic:spPr>
-                    <a:xfrm>
-                      <a:off x="0" y="0"/>
-                      <a:ext cx="5731510" cy="2233930"/>
-                    </a:xfrm>
-                    <a:prstGeom prst="rect">
-                      <a:avLst/>
-                    </a:prstGeom>
-                  </pic:spPr>
-                </pic:pic>
-              </a:graphicData>
-            </a:graphic>
-          </wp:inline>
-        </w:drawing>
-      </w:r>
-    </w:p>
-    <w:p>
-      <w:r>
-        <w:drawing>
-          <wp:inline distT="0" distB="0" distL="0" distR="0" wp14:anchorId="2A90D4A9" wp14:editId="042F0315">
-            <wp:extent cx="5731510" cy="2183130"/>
-            <wp:effectExtent l="0" t="0" r="2540" b="7620"/>
-            <wp:docPr id="1980696240" name="Picture 1"/>
-            <wp:cNvGraphicFramePr>
-              <a:graphicFrameLocks xmlns:a="http://schemas.openxmlformats.org/drawingml/2006/main" noChangeAspect="1"/>
-            </wp:cNvGraphicFramePr>
-            <a:graphic xmlns:a="http://schemas.openxmlformats.org/drawingml/2006/main">
-              <a:graphicData uri="http://schemas.openxmlformats.org/drawingml/2006/picture">
-                <pic:pic xmlns:pic="http://schemas.openxmlformats.org/drawingml/2006/picture">
-                  <pic:nvPicPr>
-                    <pic:cNvPr id="1980696240" name=""/>
-                    <pic:cNvPicPr/>
-                  </pic:nvPicPr>
-                  <pic:blipFill>
-                    <a:blip r:embed="rId15"/>
-                    <a:stretch>
-                      <a:fillRect/>
-                    </a:stretch>
-                  </pic:blipFill>
-                  <pic:spPr>
-                    <a:xfrm>
-                      <a:off x="0" y="0"/>
-                      <a:ext cx="5731510" cy="2183130"/>
-                    </a:xfrm>
-                    <a:prstGeom prst="rect">
-                      <a:avLst/>
-                    </a:prstGeom>
-                  </pic:spPr>
-                </pic:pic>
-              </a:graphicData>
-            </a:graphic>
-          </wp:inline>
-        </w:drawing>
-      </w:r>
-    </w:p>
-    <w:p>
-      <w:r>
-        <w:lastRenderedPageBreak/>
-        <w:drawing>
-          <wp:inline distT="0" distB="0" distL="0" distR="0" wp14:anchorId="39A01FC8" wp14:editId="059A658F">
-            <wp:extent cx="5731510" cy="3305175"/>
-            <wp:effectExtent l="0" t="0" r="2540" b="9525"/>
-            <wp:docPr id="1870867789" name="Picture 1"/>
-            <wp:cNvGraphicFramePr>
-              <a:graphicFrameLocks xmlns:a="http://schemas.openxmlformats.org/drawingml/2006/main" noChangeAspect="1"/>
-            </wp:cNvGraphicFramePr>
-            <a:graphic xmlns:a="http://schemas.openxmlformats.org/drawingml/2006/main">
-              <a:graphicData uri="http://schemas.openxmlformats.org/drawingml/2006/picture">
-                <pic:pic xmlns:pic="http://schemas.openxmlformats.org/drawingml/2006/picture">
-                  <pic:nvPicPr>
-                    <pic:cNvPr id="1870867789" name=""/>
-                    <pic:cNvPicPr/>
-                  </pic:nvPicPr>
-                  <pic:blipFill>
-                    <a:blip r:embed="rId16"/>
-                    <a:stretch>
-                      <a:fillRect/>
-                    </a:stretch>
-                  </pic:blipFill>
-                  <pic:spPr>
-                    <a:xfrm>
-                      <a:off x="0" y="0"/>
-                      <a:ext cx="5731510" cy="3305175"/>
-                    </a:xfrm>
-                    <a:prstGeom prst="rect">
-                      <a:avLst/>
-                    </a:prstGeom>
-                  </pic:spPr>
-                </pic:pic>
-              </a:graphicData>
-            </a:graphic>
-          </wp:inline>
-        </w:drawing>
-      </w:r>
-    </w:p>
-    <w:p>
-      <w:r>
-        <w:drawing>
-          <wp:inline distT="0" distB="0" distL="0" distR="0" wp14:anchorId="3B276F30" wp14:editId="46560D28">
-            <wp:extent cx="5731510" cy="3331210"/>
-            <wp:effectExtent l="0" t="0" r="2540" b="2540"/>
-            <wp:docPr id="254793542" name="Picture 1"/>
-            <wp:cNvGraphicFramePr>
-              <a:graphicFrameLocks xmlns:a="http://schemas.openxmlformats.org/drawingml/2006/main" noChangeAspect="1"/>
-            </wp:cNvGraphicFramePr>
-            <a:graphic xmlns:a="http://schemas.openxmlformats.org/drawingml/2006/main">
-              <a:graphicData uri="http://schemas.openxmlformats.org/drawingml/2006/picture">
-                <pic:pic xmlns:pic="http://schemas.openxmlformats.org/drawingml/2006/picture">
-                  <pic:nvPicPr>
-                    <pic:cNvPr id="254793542" name=""/>
-                    <pic:cNvPicPr/>
-                  </pic:nvPicPr>
-                  <pic:blipFill>
-                    <a:blip r:embed="rId17"/>
-                    <a:stretch>
-                      <a:fillRect/>
-                    </a:stretch>
-                  </pic:blipFill>
-                  <pic:spPr>
-                    <a:xfrm>
-                      <a:off x="0" y="0"/>
-                      <a:ext cx="5731510" cy="3331210"/>
-                    </a:xfrm>
-                    <a:prstGeom prst="rect">
-                      <a:avLst/>
-                    </a:prstGeom>
-                  </pic:spPr>
-                </pic:pic>
-              </a:graphicData>
-            </a:graphic>
-          </wp:inline>
-        </w:drawing>
-      </w:r>
-    </w:p>
-    <w:p>
-      <w:r>
-        <w:lastRenderedPageBreak/>
-        <w:drawing>
-          <wp:inline distT="0" distB="0" distL="0" distR="0" wp14:anchorId="1BD7C6DE" wp14:editId="381F0BD2">
-            <wp:extent cx="5731510" cy="3350260"/>
-            <wp:effectExtent l="0" t="0" r="2540" b="2540"/>
-            <wp:docPr id="174693105" name="Picture 1"/>
-            <wp:cNvGraphicFramePr>
-              <a:graphicFrameLocks xmlns:a="http://schemas.openxmlformats.org/drawingml/2006/main" noChangeAspect="1"/>
-            </wp:cNvGraphicFramePr>
-            <a:graphic xmlns:a="http://schemas.openxmlformats.org/drawingml/2006/main">
-              <a:graphicData uri="http://schemas.openxmlformats.org/drawingml/2006/picture">
-                <pic:pic xmlns:pic="http://schemas.openxmlformats.org/drawingml/2006/picture">
-                  <pic:nvPicPr>
-                    <pic:cNvPr id="174693105" name=""/>
-                    <pic:cNvPicPr/>
-                  </pic:nvPicPr>
-                  <pic:blipFill>
-                    <a:blip r:embed="rId18"/>
-                    <a:stretch>
-                      <a:fillRect/>
-                    </a:stretch>
-                  </pic:blipFill>
-                  <pic:spPr>
-                    <a:xfrm>
-                      <a:off x="0" y="0"/>
-                      <a:ext cx="5731510" cy="3350260"/>
-                    </a:xfrm>
-                    <a:prstGeom prst="rect">
-                      <a:avLst/>
-                    </a:prstGeom>
-                  </pic:spPr>
-                </pic:pic>
-              </a:graphicData>
-            </a:graphic>
-          </wp:inline>
-        </w:drawing>
-      </w:r>
-    </w:p>
-    <w:p>
-      <w:r>
-        <w:drawing>
-          <wp:inline distT="0" distB="0" distL="0" distR="0" wp14:anchorId="4AE38799" wp14:editId="5CEA1833">
-            <wp:extent cx="5731510" cy="3739515"/>
-            <wp:effectExtent l="0" t="0" r="2540" b="0"/>
-            <wp:docPr id="2016101101" name="Picture 1"/>
-            <wp:cNvGraphicFramePr>
-              <a:graphicFrameLocks xmlns:a="http://schemas.openxmlformats.org/drawingml/2006/main" noChangeAspect="1"/>
-            </wp:cNvGraphicFramePr>
-            <a:graphic xmlns:a="http://schemas.openxmlformats.org/drawingml/2006/main">
-              <a:graphicData uri="http://schemas.openxmlformats.org/drawingml/2006/picture">
-                <pic:pic xmlns:pic="http://schemas.openxmlformats.org/drawingml/2006/picture">
-                  <pic:nvPicPr>
-                    <pic:cNvPr id="2016101101" name=""/>
-                    <pic:cNvPicPr/>
-                  </pic:nvPicPr>
-                  <pic:blipFill>
-                    <a:blip r:embed="rId19"/>
-                    <a:stretch>
-                      <a:fillRect/>
-                    </a:stretch>
-                  </pic:blipFill>
-                  <pic:spPr>
-                    <a:xfrm>
-                      <a:off x="0" y="0"/>
-                      <a:ext cx="5731510" cy="3739515"/>
-                    </a:xfrm>
-                    <a:prstGeom prst="rect">
-                      <a:avLst/>
-                    </a:prstGeom>
-                  </pic:spPr>
-                </pic:pic>
-              </a:graphicData>
-            </a:graphic>
-          </wp:inline>
-        </w:drawing>
-      </w:r>
-    </w:p>
+    <w:p/>
+    <w:p/>
+    <w:p/>
+    <w:p/>
     <w:sectPr>
       <w:pgSz w:w="11906" w:h="16838"/>
       <w:pgMar w:top="1440" w:right="1440" w:bottom="1440" w:left="1440" w:header="708" w:footer="708" w:gutter="0"/>
